--- a/foldertest/fsf - Copy.docx
+++ b/foldertest/fsf - Copy.docx
@@ -406,7 +406,7 @@
         </w:rPr>
         <w:lastRenderedPageBreak/>
         <w:drawing>
-          <wp:inline distT="0" distB="0" distL="0" distR="0" wp14:anchorId="59E8DDC6" wp14:editId="5590DDFA">
+          <wp:inline distT="0" distB="0" distL="0" distR="0" wp14:anchorId="39C6E784" wp14:editId="1EAC847A">
             <wp:extent cx="5425440" cy="6560820"/>
             <wp:effectExtent l="0" t="0" r="0" b="0"/>
             <wp:docPr id="1" name="Picture 1"/>
@@ -929,7 +929,7 @@
           <w:noProof/>
         </w:rPr>
         <w:drawing>
-          <wp:inline distT="0" distB="0" distL="0" distR="0" wp14:anchorId="31A0B2FC" wp14:editId="7CFF4E5A">
+          <wp:inline distT="0" distB="0" distL="0" distR="0" wp14:anchorId="5B6307C6" wp14:editId="012E0D67">
             <wp:extent cx="4733925" cy="2781300"/>
             <wp:effectExtent l="0" t="0" r="0" b="0"/>
             <wp:docPr id="2" name="Picture 2"/>
@@ -1043,18 +1043,9 @@
     </w:p>
     <w:p>
       <w:pPr>
-        <w:pStyle w:val="ae"/>
-        <w:numPr>
-          <w:ilvl w:val="0"/>
-          <w:numId w:val="11"/>
-        </w:numPr>
-        <w:spacing w:before="280" w:after="0" w:line="240" w:lineRule="auto"/>
-        <w:rPr>
-          <w:rFonts w:ascii="Times New Roman" w:hAnsi="Times New Roman"/>
-          <w:color w:val="000000"/>
-          <w:sz w:val="28"/>
-          <w:lang w:val="ru-RU"/>
-        </w:rPr>
+        <w:spacing w:after="0" w:line="240" w:lineRule="auto"/>
+        <w:ind w:firstLine="709"/>
+        <w:jc w:val="both"/>
       </w:pPr>
       <w:r>
         <w:rPr>
@@ -1062,23 +1053,14 @@
           <w:color w:val="000000"/>
           <w:sz w:val="28"/>
         </w:rPr>
-        <w:t>Dsasda;</w:t>
+        <w:t>– новый 1;</w:t>
       </w:r>
     </w:p>
     <w:p>
       <w:pPr>
-        <w:pStyle w:val="ae"/>
-        <w:numPr>
-          <w:ilvl w:val="0"/>
-          <w:numId w:val="11"/>
-        </w:numPr>
-        <w:spacing w:before="280" w:after="0" w:line="240" w:lineRule="auto"/>
-        <w:rPr>
-          <w:rFonts w:ascii="Times New Roman" w:hAnsi="Times New Roman"/>
-          <w:color w:val="000000"/>
-          <w:sz w:val="28"/>
-          <w:lang w:val="ru-RU"/>
-        </w:rPr>
+        <w:spacing w:after="0" w:line="240" w:lineRule="auto"/>
+        <w:ind w:firstLine="709"/>
+        <w:jc w:val="both"/>
       </w:pPr>
       <w:r>
         <w:rPr>
@@ -1086,47 +1068,7 @@
           <w:color w:val="000000"/>
           <w:sz w:val="28"/>
         </w:rPr>
-        <w:t>32131;</w:t>
-      </w:r>
-    </w:p>
-    <w:p>
-      <w:pPr>
-        <w:pStyle w:val="ae"/>
-        <w:numPr>
-          <w:ilvl w:val="0"/>
-          <w:numId w:val="11"/>
-        </w:numPr>
-        <w:spacing w:before="280" w:after="0" w:line="240" w:lineRule="auto"/>
-        <w:rPr>
-          <w:rFonts w:ascii="Times New Roman" w:hAnsi="Times New Roman"/>
-          <w:color w:val="000000"/>
-          <w:sz w:val="28"/>
-          <w:lang w:val="ru-RU"/>
-        </w:rPr>
-      </w:pPr>
-      <w:r>
-        <w:rPr>
-          <w:rFonts w:ascii="Times New Roman" w:hAnsi="Times New Roman"/>
-          <w:color w:val="000000"/>
-          <w:sz w:val="28"/>
-        </w:rPr>
-        <w:t>А</w:t>
-      </w:r>
-      <w:r>
-        <w:rPr>
-          <w:rFonts w:ascii="Times New Roman" w:hAnsi="Times New Roman"/>
-          <w:color w:val="000000"/>
-          <w:sz w:val="28"/>
-        </w:rPr>
-        <w:t>ыфафыа</w:t>
-      </w:r>
-      <w:r>
-        <w:rPr>
-          <w:rFonts w:ascii="Times New Roman" w:hAnsi="Times New Roman"/>
-          <w:color w:val="000000"/>
-          <w:sz w:val="28"/>
-        </w:rPr>
-        <w:t>.</w:t>
+        <w:t>– новый 2.</w:t>
       </w:r>
     </w:p>
     <w:p>
@@ -1539,18 +1481,24 @@
         <w:pStyle w:val="ae"/>
         <w:numPr>
           <w:ilvl w:val="0"/>
-          <w:numId w:val="10"/>
+          <w:numId w:val="13"/>
         </w:numPr>
-        <w:spacing w:before="280" w:after="0" w:line="240" w:lineRule="auto"/>
+        <w:spacing w:after="0" w:line="240" w:lineRule="auto"/>
         <w:jc w:val="both"/>
+        <w:rPr>
+          <w:rFonts w:ascii="Times New Roman" w:hAnsi="Times New Roman"/>
+          <w:color w:val="000000"/>
+          <w:sz w:val="28"/>
+        </w:rPr>
       </w:pPr>
       <w:r>
         <w:rPr>
           <w:rFonts w:ascii="Times New Roman" w:hAnsi="Times New Roman"/>
           <w:color w:val="000000"/>
           <w:sz w:val="28"/>
+          <w:lang w:val="ru-RU"/>
         </w:rPr>
-        <w:t>вывы;</w:t>
+        <w:t>Вот</w:t>
       </w:r>
     </w:p>
     <w:p>
@@ -1558,62 +1506,25 @@
         <w:pStyle w:val="ae"/>
         <w:numPr>
           <w:ilvl w:val="0"/>
-          <w:numId w:val="10"/>
+          <w:numId w:val="13"/>
         </w:numPr>
         <w:spacing w:after="0" w:line="240" w:lineRule="auto"/>
         <w:jc w:val="both"/>
+        <w:rPr>
+          <w:rFonts w:ascii="Times New Roman" w:hAnsi="Times New Roman"/>
+          <w:color w:val="000000"/>
+          <w:sz w:val="28"/>
+        </w:rPr>
       </w:pPr>
       <w:r>
         <w:rPr>
           <w:rFonts w:ascii="Times New Roman" w:hAnsi="Times New Roman"/>
           <w:color w:val="000000"/>
           <w:sz w:val="28"/>
+          <w:lang w:val="ru-RU"/>
         </w:rPr>
-        <w:t>gfnj</w:t>
+        <w:t>И все</w:t>
       </w:r>
-      <w:r>
-        <w:rPr>
-          <w:rFonts w:ascii="Times New Roman" w:hAnsi="Times New Roman"/>
-          <w:color w:val="000000"/>
-          <w:sz w:val="28"/>
-        </w:rPr>
-        <w:t>;</w:t>
-      </w:r>
-    </w:p>
-    <w:p>
-      <w:pPr>
-        <w:pStyle w:val="ae"/>
-        <w:numPr>
-          <w:ilvl w:val="0"/>
-          <w:numId w:val="10"/>
-        </w:numPr>
-        <w:spacing w:after="0" w:line="240" w:lineRule="auto"/>
-        <w:jc w:val="both"/>
-      </w:pPr>
-      <w:r>
-        <w:rPr>
-          <w:rFonts w:ascii="Times New Roman" w:hAnsi="Times New Roman"/>
-          <w:color w:val="000000"/>
-          <w:sz w:val="28"/>
-        </w:rPr>
-        <w:t>за</w:t>
-      </w:r>
-      <w:r>
-        <w:rPr>
-          <w:rFonts w:ascii="Times New Roman" w:hAnsi="Times New Roman"/>
-          <w:color w:val="000000"/>
-          <w:sz w:val="28"/>
-        </w:rPr>
-        <w:t>;</w:t>
-      </w:r>
-    </w:p>
-    <w:p>
-      <w:pPr>
-        <w:pStyle w:val="ae"/>
-        <w:spacing w:after="0" w:line="240" w:lineRule="auto"/>
-        <w:ind w:left="1069"/>
-        <w:jc w:val="both"/>
-      </w:pPr>
     </w:p>
     <w:p>
       <w:pPr>
@@ -1750,9 +1661,25 @@
     </w:tbl>
     <w:p>
       <w:pPr>
-        <w:spacing w:before="280" w:after="0" w:line="240" w:lineRule="auto"/>
+        <w:spacing w:after="0" w:line="240" w:lineRule="auto"/>
         <w:ind w:firstLine="709"/>
         <w:jc w:val="both"/>
+      </w:pPr>
+    </w:p>
+    <w:p>
+      <w:pPr>
+        <w:pStyle w:val="ae"/>
+        <w:numPr>
+          <w:ilvl w:val="0"/>
+          <w:numId w:val="12"/>
+        </w:numPr>
+        <w:spacing w:after="0" w:line="240" w:lineRule="auto"/>
+        <w:jc w:val="both"/>
+        <w:rPr>
+          <w:rFonts w:ascii="Times New Roman" w:hAnsi="Times New Roman"/>
+          <w:color w:val="000000"/>
+          <w:sz w:val="28"/>
+        </w:rPr>
       </w:pPr>
       <w:r>
         <w:rPr>
@@ -1760,14 +1687,23 @@
           <w:color w:val="000000"/>
           <w:sz w:val="28"/>
         </w:rPr>
-        <w:t>– ну вот по;</w:t>
+        <w:t>the first;</w:t>
       </w:r>
     </w:p>
     <w:p>
       <w:pPr>
+        <w:pStyle w:val="ae"/>
+        <w:numPr>
+          <w:ilvl w:val="0"/>
+          <w:numId w:val="12"/>
+        </w:numPr>
         <w:spacing w:after="0" w:line="240" w:lineRule="auto"/>
-        <w:ind w:firstLine="709"/>
         <w:jc w:val="both"/>
+        <w:rPr>
+          <w:rFonts w:ascii="Times New Roman" w:hAnsi="Times New Roman"/>
+          <w:color w:val="000000"/>
+          <w:sz w:val="28"/>
+        </w:rPr>
       </w:pPr>
       <w:r>
         <w:rPr>
@@ -1775,15 +1711,7 @@
           <w:color w:val="000000"/>
           <w:sz w:val="28"/>
         </w:rPr>
-        <w:t>– кактот</w:t>
-      </w:r>
-      <w:r>
-        <w:rPr>
-          <w:rFonts w:ascii="Times New Roman" w:hAnsi="Times New Roman"/>
-          <w:color w:val="000000"/>
-          <w:sz w:val="28"/>
-        </w:rPr>
-        <w:t>;</w:t>
+        <w:t>the third.</w:t>
       </w:r>
     </w:p>
     <w:p>
@@ -1792,22 +1720,6 @@
         <w:ind w:firstLine="709"/>
         <w:jc w:val="both"/>
       </w:pPr>
-      <w:r>
-        <w:rPr>
-          <w:rFonts w:ascii="Times New Roman" w:hAnsi="Times New Roman"/>
-          <w:color w:val="000000"/>
-          <w:sz w:val="28"/>
-        </w:rPr>
-        <w:t>– </w:t>
-      </w:r>
-      <w:r>
-        <w:rPr>
-          <w:rFonts w:ascii="Times New Roman" w:hAnsi="Times New Roman"/>
-          <w:color w:val="000000"/>
-          <w:sz w:val="28"/>
-        </w:rPr>
-        <w:t>опроп.</w:t>
-      </w:r>
     </w:p>
     <w:p/>
     <w:sectPr>
@@ -2190,6 +2102,204 @@
       <w:lvlJc w:val="right"/>
       <w:pPr>
         <w:ind w:left="7200" w:hanging="180"/>
+      </w:pPr>
+    </w:lvl>
+  </w:abstractNum>
+  <w:abstractNum w:abstractNumId="11" w15:restartNumberingAfterBreak="0">
+    <w:nsid w:val="3EBA2AEF"/>
+    <w:multiLevelType w:val="hybridMultilevel"/>
+    <w:tmpl w:val="5BD0B880"/>
+    <w:lvl w:ilvl="0" w:tplc="FCF29D34">
+      <w:numFmt w:val="bullet"/>
+      <w:lvlText w:val="–"/>
+      <w:lvlJc w:val="left"/>
+      <w:pPr>
+        <w:ind w:left="1069" w:hanging="360"/>
+      </w:pPr>
+      <w:rPr>
+        <w:rFonts w:ascii="Times New Roman" w:eastAsiaTheme="minorEastAsia" w:hAnsi="Times New Roman" w:cs="Times New Roman" w:hint="default"/>
+      </w:rPr>
+    </w:lvl>
+    <w:lvl w:ilvl="1" w:tplc="04090003" w:tentative="1">
+      <w:start w:val="1"/>
+      <w:numFmt w:val="bullet"/>
+      <w:lvlText w:val="o"/>
+      <w:lvlJc w:val="left"/>
+      <w:pPr>
+        <w:ind w:left="1789" w:hanging="360"/>
+      </w:pPr>
+      <w:rPr>
+        <w:rFonts w:ascii="Courier New" w:hAnsi="Courier New" w:cs="Courier New" w:hint="default"/>
+      </w:rPr>
+    </w:lvl>
+    <w:lvl w:ilvl="2" w:tplc="04090005" w:tentative="1">
+      <w:start w:val="1"/>
+      <w:numFmt w:val="bullet"/>
+      <w:lvlText w:val=""/>
+      <w:lvlJc w:val="left"/>
+      <w:pPr>
+        <w:ind w:left="2509" w:hanging="360"/>
+      </w:pPr>
+      <w:rPr>
+        <w:rFonts w:ascii="Wingdings" w:hAnsi="Wingdings" w:hint="default"/>
+      </w:rPr>
+    </w:lvl>
+    <w:lvl w:ilvl="3" w:tplc="04090001" w:tentative="1">
+      <w:start w:val="1"/>
+      <w:numFmt w:val="bullet"/>
+      <w:lvlText w:val=""/>
+      <w:lvlJc w:val="left"/>
+      <w:pPr>
+        <w:ind w:left="3229" w:hanging="360"/>
+      </w:pPr>
+      <w:rPr>
+        <w:rFonts w:ascii="Symbol" w:hAnsi="Symbol" w:hint="default"/>
+      </w:rPr>
+    </w:lvl>
+    <w:lvl w:ilvl="4" w:tplc="04090003" w:tentative="1">
+      <w:start w:val="1"/>
+      <w:numFmt w:val="bullet"/>
+      <w:lvlText w:val="o"/>
+      <w:lvlJc w:val="left"/>
+      <w:pPr>
+        <w:ind w:left="3949" w:hanging="360"/>
+      </w:pPr>
+      <w:rPr>
+        <w:rFonts w:ascii="Courier New" w:hAnsi="Courier New" w:cs="Courier New" w:hint="default"/>
+      </w:rPr>
+    </w:lvl>
+    <w:lvl w:ilvl="5" w:tplc="04090005" w:tentative="1">
+      <w:start w:val="1"/>
+      <w:numFmt w:val="bullet"/>
+      <w:lvlText w:val=""/>
+      <w:lvlJc w:val="left"/>
+      <w:pPr>
+        <w:ind w:left="4669" w:hanging="360"/>
+      </w:pPr>
+      <w:rPr>
+        <w:rFonts w:ascii="Wingdings" w:hAnsi="Wingdings" w:hint="default"/>
+      </w:rPr>
+    </w:lvl>
+    <w:lvl w:ilvl="6" w:tplc="04090001" w:tentative="1">
+      <w:start w:val="1"/>
+      <w:numFmt w:val="bullet"/>
+      <w:lvlText w:val=""/>
+      <w:lvlJc w:val="left"/>
+      <w:pPr>
+        <w:ind w:left="5389" w:hanging="360"/>
+      </w:pPr>
+      <w:rPr>
+        <w:rFonts w:ascii="Symbol" w:hAnsi="Symbol" w:hint="default"/>
+      </w:rPr>
+    </w:lvl>
+    <w:lvl w:ilvl="7" w:tplc="04090003" w:tentative="1">
+      <w:start w:val="1"/>
+      <w:numFmt w:val="bullet"/>
+      <w:lvlText w:val="o"/>
+      <w:lvlJc w:val="left"/>
+      <w:pPr>
+        <w:ind w:left="6109" w:hanging="360"/>
+      </w:pPr>
+      <w:rPr>
+        <w:rFonts w:ascii="Courier New" w:hAnsi="Courier New" w:cs="Courier New" w:hint="default"/>
+      </w:rPr>
+    </w:lvl>
+    <w:lvl w:ilvl="8" w:tplc="04090005" w:tentative="1">
+      <w:start w:val="1"/>
+      <w:numFmt w:val="bullet"/>
+      <w:lvlText w:val=""/>
+      <w:lvlJc w:val="left"/>
+      <w:pPr>
+        <w:ind w:left="6829" w:hanging="360"/>
+      </w:pPr>
+      <w:rPr>
+        <w:rFonts w:ascii="Wingdings" w:hAnsi="Wingdings" w:hint="default"/>
+      </w:rPr>
+    </w:lvl>
+  </w:abstractNum>
+  <w:abstractNum w:abstractNumId="12" w15:restartNumberingAfterBreak="0">
+    <w:nsid w:val="7CF21DCC"/>
+    <w:multiLevelType w:val="hybridMultilevel"/>
+    <w:tmpl w:val="C1E64BF8"/>
+    <w:lvl w:ilvl="0" w:tplc="0409000F">
+      <w:start w:val="1"/>
+      <w:numFmt w:val="decimal"/>
+      <w:lvlText w:val="%1."/>
+      <w:lvlJc w:val="left"/>
+      <w:pPr>
+        <w:ind w:left="720" w:hanging="360"/>
+      </w:pPr>
+    </w:lvl>
+    <w:lvl w:ilvl="1" w:tplc="04090019" w:tentative="1">
+      <w:start w:val="1"/>
+      <w:numFmt w:val="lowerLetter"/>
+      <w:lvlText w:val="%2."/>
+      <w:lvlJc w:val="left"/>
+      <w:pPr>
+        <w:ind w:left="1440" w:hanging="360"/>
+      </w:pPr>
+    </w:lvl>
+    <w:lvl w:ilvl="2" w:tplc="0409001B" w:tentative="1">
+      <w:start w:val="1"/>
+      <w:numFmt w:val="lowerRoman"/>
+      <w:lvlText w:val="%3."/>
+      <w:lvlJc w:val="right"/>
+      <w:pPr>
+        <w:ind w:left="2160" w:hanging="180"/>
+      </w:pPr>
+    </w:lvl>
+    <w:lvl w:ilvl="3" w:tplc="0409000F" w:tentative="1">
+      <w:start w:val="1"/>
+      <w:numFmt w:val="decimal"/>
+      <w:lvlText w:val="%4."/>
+      <w:lvlJc w:val="left"/>
+      <w:pPr>
+        <w:ind w:left="2880" w:hanging="360"/>
+      </w:pPr>
+    </w:lvl>
+    <w:lvl w:ilvl="4" w:tplc="04090019" w:tentative="1">
+      <w:start w:val="1"/>
+      <w:numFmt w:val="lowerLetter"/>
+      <w:lvlText w:val="%5."/>
+      <w:lvlJc w:val="left"/>
+      <w:pPr>
+        <w:ind w:left="3600" w:hanging="360"/>
+      </w:pPr>
+    </w:lvl>
+    <w:lvl w:ilvl="5" w:tplc="0409001B" w:tentative="1">
+      <w:start w:val="1"/>
+      <w:numFmt w:val="lowerRoman"/>
+      <w:lvlText w:val="%6."/>
+      <w:lvlJc w:val="right"/>
+      <w:pPr>
+        <w:ind w:left="4320" w:hanging="180"/>
+      </w:pPr>
+    </w:lvl>
+    <w:lvl w:ilvl="6" w:tplc="0409000F" w:tentative="1">
+      <w:start w:val="1"/>
+      <w:numFmt w:val="decimal"/>
+      <w:lvlText w:val="%7."/>
+      <w:lvlJc w:val="left"/>
+      <w:pPr>
+        <w:ind w:left="5040" w:hanging="360"/>
+      </w:pPr>
+    </w:lvl>
+    <w:lvl w:ilvl="7" w:tplc="04090019" w:tentative="1">
+      <w:start w:val="1"/>
+      <w:numFmt w:val="lowerLetter"/>
+      <w:lvlText w:val="%8."/>
+      <w:lvlJc w:val="left"/>
+      <w:pPr>
+        <w:ind w:left="5760" w:hanging="360"/>
+      </w:pPr>
+    </w:lvl>
+    <w:lvl w:ilvl="8" w:tplc="0409001B" w:tentative="1">
+      <w:start w:val="1"/>
+      <w:numFmt w:val="lowerRoman"/>
+      <w:lvlText w:val="%9."/>
+      <w:lvlJc w:val="right"/>
+      <w:pPr>
+        <w:ind w:left="6480" w:hanging="180"/>
       </w:pPr>
     </w:lvl>
   </w:abstractNum>
@@ -2225,6 +2335,12 @@
   </w:num>
   <w:num w:numId="11">
     <w:abstractNumId w:val="10"/>
+  </w:num>
+  <w:num w:numId="12">
+    <w:abstractNumId w:val="11"/>
+  </w:num>
+  <w:num w:numId="13">
+    <w:abstractNumId w:val="12"/>
   </w:num>
 </w:numbering>
 </file>
